--- a/omer/templates/4.1.docx
+++ b/omer/templates/4.1.docx
@@ -823,7 +823,15 @@
           <w:rtl/>
         </w:rPr>
         <w:tab/>
-        <w:t>________________</w:t>
+        <w:t xml:space="preserve"/>
+      </w:r>
+      <w:r>
+        <w:rPr>
+          <w:rFonts w:ascii="Calibri" w:eastAsia="Calibri" w:hAnsi="Calibri"/>
+          <w:sz w:val="24"/>
+          <w:rtl/>
+        </w:rPr>
+        <w:t xml:space="preserve">{{signerName|________________}}</w:t>
       </w:r>
       <w:r>
         <w:rPr>
@@ -983,7 +991,15 @@
           <w:rtl/>
         </w:rPr>
         <w:tab/>
-        <w:t>________________</w:t>
+        <w:t xml:space="preserve"/>
+      </w:r>
+      <w:r>
+        <w:rPr>
+          <w:rFonts w:ascii="Calibri" w:eastAsia="Calibri" w:hAnsi="Calibri"/>
+          <w:sz w:val="24"/>
+          <w:rtl/>
+        </w:rPr>
+        <w:t xml:space="preserve">{{signature|________________}}</w:t>
       </w:r>
       <w:r>
         <w:rPr>
